--- a/Volume 1/Chapter 04 - Databases/SPA_Vol1_Ch4_Lesson4_6_SELECT.docx
+++ b/Volume 1/Chapter 04 - Databases/SPA_Vol1_Ch4_Lesson4_6_SELECT.docx
@@ -67,7 +67,7 @@
     </w:p>
     <w:p>
       <w:r>
-        <w:t>Read every contact back out of the contacts table and print it. Every program sends SELECT id, name, email, phone FROM contacts ORDER BY id, turns each returned row into a Contact record, recognizes the one contact whose phone is NULL and prints (no phone) for it, and releases the rows when it has read them. Setup first resets the table to three known contacts, so every program prints exactly the same lines.</w:t>
+        <w:t>Read every contact back out of the contacts table and print it. Every program sends SELECT id, name, email, phone FROM contacts_c ORDER BY id, with its own language's table in place of the C programs' contacts_c, turns each returned row into a Contact record, recognizes the one contact whose phone is NULL and prints (no phone) for it, and releases the rows when it has read them. Setup first resets the table to three known contacts, so every program prints exactly the same lines.</w:t>
       </w:r>
     </w:p>
     <w:p>
@@ -152,7 +152,7 @@
         <w:keepNext/>
       </w:pPr>
       <w:r>
-        <w:t>FROM contacts</w:t>
+        <w:t>FROM contacts_c</w:t>
       </w:r>
     </w:p>
     <w:p>
@@ -173,7 +173,7 @@
         <w:pStyle w:val="ListBullet"/>
       </w:pPr>
       <w:r>
-        <w:t>SELECT names the columns to return, in the order the answer should have them. Remember, a statement is keywords, clauses, and values (Lesson 4.3). FROM is the clause Lesson 4.3 promised: it names the table to read, so the answer has one row for every row in contacts, and each row has the four columns SELECT listed.</w:t>
+        <w:t>SELECT names the columns to return, in the order the answer should have them. Remember, a statement is keywords, clauses, and values (Lesson 4.3). FROM is the clause Lesson 4.3 promised: it names the table to read, so the answer has one row for every row in contacts_c, and each row has the four columns SELECT listed. Remember, each language keeps its own table (Lesson 4.4): contacts_c is the C programs' table, and every other language reads its own, such as contacts_go.</w:t>
       </w:r>
     </w:p>
     <w:p>
@@ -189,10 +189,11 @@
         <w:pStyle w:val="ListBullet"/>
       </w:pPr>
       <w:r>
-        <w:t>ORDER BY id sorts the answer by id, smallest first. A table's rows have no order of their own, and without ORDER BY the server may return them in whatever order is quickest for it. That is often the id order today, but nothing promises it, and it can change when rows are deleted, when an index is added (Lesson 4.12), or when a WHERE clause is added (Lesson 4.9). ORDER BY id makes the order part of the question, so the output is the same on every run. Lesson 4.10 teaches the rest of ORDER BY: the reverse ord</w:t>
-      </w:r>
-      <w:r>
-        <w:t>er, alphabetical order, and LIMIT.</w:t>
+        <w:t xml:space="preserve">ORDER BY id sorts the answer by id, smallest first. A table's rows have no order of their own, and without ORDER BY the server may return them in whatever order is quickest for it. That is often the id order today, but nothing promises it, and it can change when rows are deleted, when an index is added (Lesson 4.12), or when a WHERE clause is added (Lesson 4.9). ORDER BY id makes the order part of the question, so the </w:t>
+      </w:r>
+      <w:r>
+        <w:lastRenderedPageBreak/>
+        <w:t>output is the same on every run. Lesson 4.10 teaches the rest of ORDER BY: the reverse order, alphabetical order, and LIMIT.</w:t>
       </w:r>
     </w:p>
     <w:p>
@@ -200,7 +201,6 @@
         <w:pStyle w:val="ListBullet"/>
       </w:pPr>
       <w:r>
-        <w:lastRenderedPageBreak/>
         <w:t>Remember, a query's rows are read one by one in a loop until none are left (Lesson 4.1). Each pass of the loop holds one row, and each column is read with the type the program wants (Lesson 4.3).</w:t>
       </w:r>
     </w:p>
@@ -508,7 +508,7 @@
         <w:keepNext/>
       </w:pPr>
       <w:r>
-        <w:t>Setup: Reset contacts to Three Known Rows (One Phone Is NULL)</w:t>
+        <w:t>Setup: Reset the Language's Table to Three Known Rows (One Phone Is NULL)</w:t>
       </w:r>
     </w:p>
     <w:p>
@@ -544,7 +544,7 @@
         <w:keepNext/>
       </w:pPr>
       <w:r>
-        <w:t>Query: SELECT id, name, email, phone FROM contacts ORDER BY id</w:t>
+        <w:t>Query the Language's Own Table, in id Order</w:t>
       </w:r>
     </w:p>
     <w:p>
@@ -628,7 +628,7 @@
         <w:pStyle w:val="ListBullet"/>
       </w:pPr>
       <w:r>
-        <w:t>Project Setup resets the contacts table: it drops it, creates it again with Lesson 4.4's exact definition, and inserts three known contacts, so ids 1, 2, and 3 are always Ada Lovelace, Grace Hopper, and Alan Turing, and only Grace Hopper's phone is NULL. The programs only read; none of them changes the table.</w:t>
+        <w:t>Project Setup resets each language's contacts table (contacts_c, contacts_cpp, contacts_csharp, contacts_go, contacts_python, contacts_typescript), each with its own file: it drops it, creates it again with Lesson 4.4's exact definition, and inserts three known contacts, so ids 1, 2, and 3 are always Ada Lovelace, Grace Hopper, and Alan Turing, and only Grace Hopper's phone is NULL. The programs only read; none of them changes the table.</w:t>
       </w:r>
     </w:p>
     <w:p>
@@ -644,7 +644,7 @@
         <w:pStyle w:val="ListBullet"/>
       </w:pPr>
       <w:r>
-        <w:t>Every program queries SELECT id, name, email, phone FROM contacts ORDER BY id, prints Contacts in id order:, maps each row into a Contact record with the fields id, full name, email, and phone, and prints one line per contact: two spaces, the id, a colon, then the name, email, and phone separated by commas, with (no phone) when the phone is NULL.</w:t>
+        <w:t>Every program queries SELECT id, name, email, phone FROM contacts_c ORDER BY id, with its own language's table in place of contacts_c, prints Contacts in id order:, maps each row into a Contact record with the fields id, full name, email, and phone, and prints one line per contact: two spaces, the id, a colon, then the name, email, and phone separated by commas, with (no phone) when the phone is NULL.</w:t>
       </w:r>
     </w:p>
     <w:p>
@@ -709,7 +709,47 @@
         <w:keepNext/>
       </w:pPr>
       <w:r>
-        <w:t xml:space="preserve">  sql/reset_contacts.sql</w:t>
+        <w:t xml:space="preserve">  sql/reset_contacts_c.sql</w:t>
+      </w:r>
+    </w:p>
+    <w:p>
+      <w:pPr>
+        <w:pStyle w:val="CommandBlock"/>
+      </w:pPr>
+      <w:r>
+        <w:t xml:space="preserve">  sql/reset_contacts_cpp.sql</w:t>
+      </w:r>
+    </w:p>
+    <w:p>
+      <w:pPr>
+        <w:pStyle w:val="CommandBlock"/>
+      </w:pPr>
+      <w:r>
+        <w:t xml:space="preserve">  sql/reset_contacts_csharp.sql</w:t>
+      </w:r>
+    </w:p>
+    <w:p>
+      <w:pPr>
+        <w:pStyle w:val="CommandBlock"/>
+      </w:pPr>
+      <w:r>
+        <w:t xml:space="preserve">  sql/reset_contacts_go.sql</w:t>
+      </w:r>
+    </w:p>
+    <w:p>
+      <w:pPr>
+        <w:pStyle w:val="CommandBlock"/>
+      </w:pPr>
+      <w:r>
+        <w:t xml:space="preserve">  sql/reset_contacts_python.sql</w:t>
+      </w:r>
+    </w:p>
+    <w:p>
+      <w:pPr>
+        <w:pStyle w:val="CommandBlock"/>
+      </w:pPr>
+      <w:r>
+        <w:t xml:space="preserve">  sql/reset_contacts_typescript.sql</w:t>
       </w:r>
     </w:p>
     <w:p>
@@ -1935,10 +1975,10 @@
     </w:p>
     <w:p>
       <w:r>
-        <w:t xml:space="preserve">This step resets the contacts table. It drops the table, with any rows Lesson 4.5 or your own experiments left in it, creates it again with Lesson 4.4's exact definition, and inserts three known contacts. The reset is what makes the Required Output possible: the programs print whatever the table holds, so the table must hold exactly these rows. It is setup, not the programs' job; the programs only read. Run it again whenever you want the table back in this state. The contacts it removes were practice rows; </w:t>
-      </w:r>
-      <w:r>
-        <w:t>the Chapter 4 project keeps its own data and never resets it.</w:t>
+        <w:t xml:space="preserve">This step resets each language's contacts table. Remember, each language keeps its own table (Lesson 4.4), so each has its own reset file, which touches only that table: reset_contacts_c.sql resets contacts_c, and the six files differ only in the language's name. Each file drops its table, with any rows Lesson 4.5 or your own experiments left in it, creates it again with Lesson 4.4's exact definition, and inserts three known contacts. The reset is what makes the Required Output possible: the programs print </w:t>
+      </w:r>
+      <w:r>
+        <w:t>whatever the table holds, so the table must hold exactly these rows. It is setup, not the programs' job; the programs only read. Run it again whenever you want the table back in this state. The contacts it removes were practice rows; the Chapter 4 project keeps its own data and never resets it.</w:t>
       </w:r>
     </w:p>
     <w:p>
@@ -1964,22 +2004,1182 @@
         <w:pStyle w:val="Heading3"/>
       </w:pPr>
       <w:r>
-        <w:t>sql/reset_contacts.sql</w:t>
-      </w:r>
-    </w:p>
-    <w:p>
-      <w:pPr>
-        <w:pStyle w:val="SourceCode"/>
-        <w:keepNext/>
-      </w:pPr>
-      <w:r>
-        <w:t>-- Lesson 4.6's known contacts. This file resets the contacts table: it</w:t>
-      </w:r>
-    </w:p>
-    <w:p>
-      <w:pPr>
-        <w:pStyle w:val="SourceCode"/>
-        <w:keepNext/>
+        <w:t>sql/reset_contacts_c.sql</w:t>
+      </w:r>
+    </w:p>
+    <w:p>
+      <w:pPr>
+        <w:pStyle w:val="SourceCode"/>
+        <w:keepNext/>
+      </w:pPr>
+      <w:r>
+        <w:t>-- Lesson 4.6's known contacts for C. This file resets contacts_c, the C</w:t>
+      </w:r>
+    </w:p>
+    <w:p>
+      <w:pPr>
+        <w:pStyle w:val="SourceCode"/>
+        <w:keepNext/>
+      </w:pPr>
+      <w:r>
+        <w:t>-- programs' own contacts table: it drops the table, with any rows earlier</w:t>
+      </w:r>
+    </w:p>
+    <w:p>
+      <w:pPr>
+        <w:pStyle w:val="SourceCode"/>
+      </w:pPr>
+      <w:r>
+        <w:t>-- lessons or your own experiments left in it, and builds it again with</w:t>
+      </w:r>
+    </w:p>
+    <w:p>
+      <w:pPr>
+        <w:pStyle w:val="SourceCode"/>
+      </w:pPr>
+      <w:r>
+        <w:t>-- three known rows. Every run of the lesson's programs then reads exactly</w:t>
+      </w:r>
+    </w:p>
+    <w:p>
+      <w:pPr>
+        <w:pStyle w:val="SourceCode"/>
+      </w:pPr>
+      <w:r>
+        <w:t>-- these rows. The programs only read; they never change the table.</w:t>
+      </w:r>
+    </w:p>
+    <w:p>
+      <w:pPr>
+        <w:pStyle w:val="SourceCode"/>
+      </w:pPr>
+    </w:p>
+    <w:p>
+      <w:pPr>
+        <w:pStyle w:val="SourceCode"/>
+      </w:pPr>
+      <w:r>
+        <w:t>-- Remove the old table and every row in it (Lesson 4.4). IF EXISTS skips</w:t>
+      </w:r>
+    </w:p>
+    <w:p>
+      <w:pPr>
+        <w:pStyle w:val="SourceCode"/>
+      </w:pPr>
+      <w:r>
+        <w:t>-- this when there is no table yet.</w:t>
+      </w:r>
+    </w:p>
+    <w:p>
+      <w:pPr>
+        <w:pStyle w:val="SourceCode"/>
+      </w:pPr>
+      <w:r>
+        <w:t>DROP TABLE IF EXISTS contacts_c;</w:t>
+      </w:r>
+    </w:p>
+    <w:p>
+      <w:pPr>
+        <w:pStyle w:val="SourceCode"/>
+      </w:pPr>
+    </w:p>
+    <w:p>
+      <w:pPr>
+        <w:pStyle w:val="SourceCode"/>
+      </w:pPr>
+      <w:r>
+        <w:t>-- Lesson 4.4's contacts_c table, exactly as it defined it.</w:t>
+      </w:r>
+    </w:p>
+    <w:p>
+      <w:pPr>
+        <w:pStyle w:val="SourceCode"/>
+      </w:pPr>
+      <w:r>
+        <w:t>CREATE TABLE contacts_c (</w:t>
+      </w:r>
+    </w:p>
+    <w:p>
+      <w:pPr>
+        <w:pStyle w:val="SourceCode"/>
+      </w:pPr>
+      <w:r>
+        <w:t xml:space="preserve">    id    INT AUTO_INCREMENT PRIMARY KEY,</w:t>
+      </w:r>
+    </w:p>
+    <w:p>
+      <w:pPr>
+        <w:pStyle w:val="SourceCode"/>
+      </w:pPr>
+      <w:r>
+        <w:t xml:space="preserve">    name  VARCHAR(100) NOT NULL,</w:t>
+      </w:r>
+    </w:p>
+    <w:p>
+      <w:pPr>
+        <w:pStyle w:val="SourceCode"/>
+      </w:pPr>
+      <w:r>
+        <w:t xml:space="preserve">    email VARCHAR(254) NOT NULL UNIQUE,</w:t>
+      </w:r>
+    </w:p>
+    <w:p>
+      <w:pPr>
+        <w:pStyle w:val="SourceCode"/>
+      </w:pPr>
+      <w:r>
+        <w:t xml:space="preserve">    phone VARCHAR(20)  NULL</w:t>
+      </w:r>
+    </w:p>
+    <w:p>
+      <w:pPr>
+        <w:pStyle w:val="SourceCode"/>
+      </w:pPr>
+      <w:r>
+        <w:t>) CHARACTER SET utf8mb4;</w:t>
+      </w:r>
+    </w:p>
+    <w:p>
+      <w:pPr>
+        <w:pStyle w:val="SourceCode"/>
+      </w:pPr>
+    </w:p>
+    <w:p>
+      <w:pPr>
+        <w:pStyle w:val="SourceCode"/>
+      </w:pPr>
+      <w:r>
+        <w:t>-- Three known contacts; the new table numbers them 1, 2, 3. Grace Hopper</w:t>
+      </w:r>
+    </w:p>
+    <w:p>
+      <w:pPr>
+        <w:pStyle w:val="SourceCode"/>
+      </w:pPr>
+      <w:r>
+        <w:t>-- has no phone, so her phone is NULL: the word NULL without quotes, not</w:t>
+      </w:r>
+    </w:p>
+    <w:p>
+      <w:pPr>
+        <w:pStyle w:val="SourceCode"/>
+      </w:pPr>
+      <w:r>
+        <w:t>-- the text 'NULL'.</w:t>
+      </w:r>
+    </w:p>
+    <w:p>
+      <w:pPr>
+        <w:pStyle w:val="SourceCode"/>
+      </w:pPr>
+      <w:r>
+        <w:t>INSERT INTO contacts_c (name, email, phone)</w:t>
+      </w:r>
+    </w:p>
+    <w:p>
+      <w:pPr>
+        <w:pStyle w:val="SourceCode"/>
+      </w:pPr>
+      <w:r>
+        <w:t xml:space="preserve">    VALUES ('Ada Lovelace', 'ada@example.com', '555-0100');</w:t>
+      </w:r>
+    </w:p>
+    <w:p>
+      <w:pPr>
+        <w:pStyle w:val="SourceCode"/>
+      </w:pPr>
+      <w:r>
+        <w:t>INSERT INTO contacts_c (name, email, phone)</w:t>
+      </w:r>
+    </w:p>
+    <w:p>
+      <w:pPr>
+        <w:pStyle w:val="SourceCode"/>
+        <w:keepNext/>
+      </w:pPr>
+      <w:r>
+        <w:t xml:space="preserve">    VALUES ('Grace Hopper', 'grace@example.com', NULL);</w:t>
+      </w:r>
+    </w:p>
+    <w:p>
+      <w:pPr>
+        <w:pStyle w:val="SourceCode"/>
+        <w:keepNext/>
+      </w:pPr>
+      <w:r>
+        <w:t>INSERT INTO contacts_c (name, email, phone)</w:t>
+      </w:r>
+    </w:p>
+    <w:p>
+      <w:pPr>
+        <w:pStyle w:val="SourceCode"/>
+      </w:pPr>
+      <w:r>
+        <w:t xml:space="preserve">    VALUES ('Alan Turing', 'alan@example.com', '555-0102');</w:t>
+      </w:r>
+    </w:p>
+    <w:p>
+      <w:pPr>
+        <w:keepNext/>
+      </w:pPr>
+    </w:p>
+    <w:p>
+      <w:pPr>
+        <w:pStyle w:val="Heading3"/>
+      </w:pPr>
+      <w:r>
+        <w:t>sql/reset_contacts_cpp.sql</w:t>
+      </w:r>
+    </w:p>
+    <w:p>
+      <w:pPr>
+        <w:pStyle w:val="SourceCode"/>
+        <w:keepNext/>
+      </w:pPr>
+      <w:r>
+        <w:t>-- Lesson 4.6's known contacts for C++. This file resets contacts_cpp, the</w:t>
+      </w:r>
+    </w:p>
+    <w:p>
+      <w:pPr>
+        <w:pStyle w:val="SourceCode"/>
+        <w:keepNext/>
+      </w:pPr>
+      <w:r>
+        <w:t>-- C++ programs' own contacts table: it drops the table, with any rows</w:t>
+      </w:r>
+    </w:p>
+    <w:p>
+      <w:pPr>
+        <w:pStyle w:val="SourceCode"/>
+      </w:pPr>
+      <w:r>
+        <w:t>-- earlier lessons or your own experiments left in it, and builds it again</w:t>
+      </w:r>
+    </w:p>
+    <w:p>
+      <w:pPr>
+        <w:pStyle w:val="SourceCode"/>
+      </w:pPr>
+      <w:r>
+        <w:t>-- with three known rows. Every run of the lesson's programs then reads</w:t>
+      </w:r>
+    </w:p>
+    <w:p>
+      <w:pPr>
+        <w:pStyle w:val="SourceCode"/>
+      </w:pPr>
+      <w:r>
+        <w:t>-- exactly these rows. The programs only read; they never change the</w:t>
+      </w:r>
+    </w:p>
+    <w:p>
+      <w:pPr>
+        <w:pStyle w:val="SourceCode"/>
+      </w:pPr>
+      <w:r>
+        <w:t>-- table.</w:t>
+      </w:r>
+    </w:p>
+    <w:p>
+      <w:pPr>
+        <w:pStyle w:val="SourceCode"/>
+      </w:pPr>
+    </w:p>
+    <w:p>
+      <w:pPr>
+        <w:pStyle w:val="SourceCode"/>
+      </w:pPr>
+      <w:r>
+        <w:t>-- Remove the old table and every row in it (Lesson 4.4). IF EXISTS skips</w:t>
+      </w:r>
+    </w:p>
+    <w:p>
+      <w:pPr>
+        <w:pStyle w:val="SourceCode"/>
+      </w:pPr>
+      <w:r>
+        <w:t>-- this when there is no table yet.</w:t>
+      </w:r>
+    </w:p>
+    <w:p>
+      <w:pPr>
+        <w:pStyle w:val="SourceCode"/>
+      </w:pPr>
+      <w:r>
+        <w:t>DROP TABLE IF EXISTS contacts_cpp;</w:t>
+      </w:r>
+    </w:p>
+    <w:p>
+      <w:pPr>
+        <w:pStyle w:val="SourceCode"/>
+      </w:pPr>
+    </w:p>
+    <w:p>
+      <w:pPr>
+        <w:pStyle w:val="SourceCode"/>
+      </w:pPr>
+      <w:r>
+        <w:t>-- Lesson 4.4's contacts_cpp table, exactly as it defined it.</w:t>
+      </w:r>
+    </w:p>
+    <w:p>
+      <w:pPr>
+        <w:pStyle w:val="SourceCode"/>
+      </w:pPr>
+      <w:r>
+        <w:t>CREATE TABLE contacts_cpp (</w:t>
+      </w:r>
+    </w:p>
+    <w:p>
+      <w:pPr>
+        <w:pStyle w:val="SourceCode"/>
+      </w:pPr>
+      <w:r>
+        <w:t xml:space="preserve">    id    INT AUTO_INCREMENT PRIMARY KEY,</w:t>
+      </w:r>
+    </w:p>
+    <w:p>
+      <w:pPr>
+        <w:pStyle w:val="SourceCode"/>
+      </w:pPr>
+      <w:r>
+        <w:t xml:space="preserve">    name  VARCHAR(100) NOT NULL,</w:t>
+      </w:r>
+    </w:p>
+    <w:p>
+      <w:pPr>
+        <w:pStyle w:val="SourceCode"/>
+      </w:pPr>
+      <w:r>
+        <w:t xml:space="preserve">    email VARCHAR(254) NOT NULL UNIQUE,</w:t>
+      </w:r>
+    </w:p>
+    <w:p>
+      <w:pPr>
+        <w:pStyle w:val="SourceCode"/>
+      </w:pPr>
+      <w:r>
+        <w:t xml:space="preserve">    phone VARCHAR(20)  NULL</w:t>
+      </w:r>
+    </w:p>
+    <w:p>
+      <w:pPr>
+        <w:pStyle w:val="SourceCode"/>
+      </w:pPr>
+      <w:r>
+        <w:t>) CHARACTER SET utf8mb4;</w:t>
+      </w:r>
+    </w:p>
+    <w:p>
+      <w:pPr>
+        <w:pStyle w:val="SourceCode"/>
+      </w:pPr>
+    </w:p>
+    <w:p>
+      <w:pPr>
+        <w:pStyle w:val="SourceCode"/>
+      </w:pPr>
+      <w:r>
+        <w:t>-- Three known contacts; the new table numbers them 1, 2, 3. Grace Hopper</w:t>
+      </w:r>
+    </w:p>
+    <w:p>
+      <w:pPr>
+        <w:pStyle w:val="SourceCode"/>
+      </w:pPr>
+      <w:r>
+        <w:t>-- has no phone, so her phone is NULL: the word NULL without quotes, not</w:t>
+      </w:r>
+    </w:p>
+    <w:p>
+      <w:pPr>
+        <w:pStyle w:val="SourceCode"/>
+      </w:pPr>
+      <w:r>
+        <w:t>-- the text 'NULL'.</w:t>
+      </w:r>
+    </w:p>
+    <w:p>
+      <w:pPr>
+        <w:pStyle w:val="SourceCode"/>
+      </w:pPr>
+      <w:r>
+        <w:t>INSERT INTO contacts_cpp (name, email, phone)</w:t>
+      </w:r>
+    </w:p>
+    <w:p>
+      <w:pPr>
+        <w:pStyle w:val="SourceCode"/>
+      </w:pPr>
+      <w:r>
+        <w:t xml:space="preserve">    VALUES ('Ada Lovelace', 'ada@example.com', '555-0100');</w:t>
+      </w:r>
+    </w:p>
+    <w:p>
+      <w:pPr>
+        <w:pStyle w:val="SourceCode"/>
+      </w:pPr>
+      <w:r>
+        <w:t>INSERT INTO contacts_cpp (name, email, phone)</w:t>
+      </w:r>
+    </w:p>
+    <w:p>
+      <w:pPr>
+        <w:pStyle w:val="SourceCode"/>
+        <w:keepNext/>
+      </w:pPr>
+      <w:r>
+        <w:t xml:space="preserve">    VALUES ('Grace Hopper', 'grace@example.com', NULL);</w:t>
+      </w:r>
+    </w:p>
+    <w:p>
+      <w:pPr>
+        <w:pStyle w:val="SourceCode"/>
+        <w:keepNext/>
+      </w:pPr>
+      <w:r>
+        <w:t>INSERT INTO contacts_cpp (name, email, phone)</w:t>
+      </w:r>
+    </w:p>
+    <w:p>
+      <w:pPr>
+        <w:pStyle w:val="SourceCode"/>
+      </w:pPr>
+      <w:r>
+        <w:t xml:space="preserve">    VALUES ('Alan Turing', 'alan@example.com', '555-0102');</w:t>
+      </w:r>
+    </w:p>
+    <w:p>
+      <w:pPr>
+        <w:keepNext/>
+      </w:pPr>
+    </w:p>
+    <w:p>
+      <w:pPr>
+        <w:pStyle w:val="Heading3"/>
+      </w:pPr>
+      <w:r>
+        <w:t>sql/reset_contacts_csharp.sql</w:t>
+      </w:r>
+    </w:p>
+    <w:p>
+      <w:pPr>
+        <w:pStyle w:val="SourceCode"/>
+        <w:keepNext/>
+      </w:pPr>
+      <w:r>
+        <w:t>-- Lesson 4.6's known contacts for C#. This file resets contacts_csharp,</w:t>
+      </w:r>
+    </w:p>
+    <w:p>
+      <w:pPr>
+        <w:pStyle w:val="SourceCode"/>
+        <w:keepNext/>
+      </w:pPr>
+      <w:r>
+        <w:t>-- the C# programs' own contacts table: it drops the table, with any rows</w:t>
+      </w:r>
+    </w:p>
+    <w:p>
+      <w:pPr>
+        <w:pStyle w:val="SourceCode"/>
+      </w:pPr>
+      <w:r>
+        <w:t>-- earlier lessons or your own experiments left in it, and builds it again</w:t>
+      </w:r>
+    </w:p>
+    <w:p>
+      <w:pPr>
+        <w:pStyle w:val="SourceCode"/>
+      </w:pPr>
+      <w:r>
+        <w:t>-- with three known rows. Every run of the lesson's programs then reads</w:t>
+      </w:r>
+    </w:p>
+    <w:p>
+      <w:pPr>
+        <w:pStyle w:val="SourceCode"/>
+      </w:pPr>
+      <w:r>
+        <w:t>-- exactly these rows. The programs only read; they never change the</w:t>
+      </w:r>
+    </w:p>
+    <w:p>
+      <w:pPr>
+        <w:pStyle w:val="SourceCode"/>
+      </w:pPr>
+      <w:r>
+        <w:t>-- table.</w:t>
+      </w:r>
+    </w:p>
+    <w:p>
+      <w:pPr>
+        <w:pStyle w:val="SourceCode"/>
+      </w:pPr>
+    </w:p>
+    <w:p>
+      <w:pPr>
+        <w:pStyle w:val="SourceCode"/>
+      </w:pPr>
+      <w:r>
+        <w:t>-- Remove the old table and every row in it (Lesson 4.4). IF EXISTS skips</w:t>
+      </w:r>
+    </w:p>
+    <w:p>
+      <w:pPr>
+        <w:pStyle w:val="SourceCode"/>
+      </w:pPr>
+      <w:r>
+        <w:t>-- this when there is no table yet.</w:t>
+      </w:r>
+    </w:p>
+    <w:p>
+      <w:pPr>
+        <w:pStyle w:val="SourceCode"/>
+      </w:pPr>
+      <w:r>
+        <w:t>DROP TABLE IF EXISTS contacts_csharp;</w:t>
+      </w:r>
+    </w:p>
+    <w:p>
+      <w:pPr>
+        <w:pStyle w:val="SourceCode"/>
+      </w:pPr>
+    </w:p>
+    <w:p>
+      <w:pPr>
+        <w:pStyle w:val="SourceCode"/>
+      </w:pPr>
+      <w:r>
+        <w:t>-- Lesson 4.4's contacts_csharp table, exactly as it defined it.</w:t>
+      </w:r>
+    </w:p>
+    <w:p>
+      <w:pPr>
+        <w:pStyle w:val="SourceCode"/>
+      </w:pPr>
+      <w:r>
+        <w:t>CREATE TABLE contacts_csharp (</w:t>
+      </w:r>
+    </w:p>
+    <w:p>
+      <w:pPr>
+        <w:pStyle w:val="SourceCode"/>
+      </w:pPr>
+      <w:r>
+        <w:t xml:space="preserve">    id    INT AUTO_INCREMENT PRIMARY KEY,</w:t>
+      </w:r>
+    </w:p>
+    <w:p>
+      <w:pPr>
+        <w:pStyle w:val="SourceCode"/>
+      </w:pPr>
+      <w:r>
+        <w:t xml:space="preserve">    name  VARCHAR(100) NOT NULL,</w:t>
+      </w:r>
+    </w:p>
+    <w:p>
+      <w:pPr>
+        <w:pStyle w:val="SourceCode"/>
+      </w:pPr>
+      <w:r>
+        <w:t xml:space="preserve">    email VARCHAR(254) NOT NULL UNIQUE,</w:t>
+      </w:r>
+    </w:p>
+    <w:p>
+      <w:pPr>
+        <w:pStyle w:val="SourceCode"/>
+      </w:pPr>
+      <w:r>
+        <w:t xml:space="preserve">    phone VARCHAR(20)  NULL</w:t>
+      </w:r>
+    </w:p>
+    <w:p>
+      <w:pPr>
+        <w:pStyle w:val="SourceCode"/>
+      </w:pPr>
+      <w:r>
+        <w:t>) CHARACTER SET utf8mb4;</w:t>
+      </w:r>
+    </w:p>
+    <w:p>
+      <w:pPr>
+        <w:pStyle w:val="SourceCode"/>
+      </w:pPr>
+    </w:p>
+    <w:p>
+      <w:pPr>
+        <w:pStyle w:val="SourceCode"/>
+      </w:pPr>
+      <w:r>
+        <w:t>-- Three known contacts; the new table numbers them 1, 2, 3. Grace Hopper</w:t>
+      </w:r>
+    </w:p>
+    <w:p>
+      <w:pPr>
+        <w:pStyle w:val="SourceCode"/>
+      </w:pPr>
+      <w:r>
+        <w:t>-- has no phone, so her phone is NULL: the word NULL without quotes, not</w:t>
+      </w:r>
+    </w:p>
+    <w:p>
+      <w:pPr>
+        <w:pStyle w:val="SourceCode"/>
+      </w:pPr>
+      <w:r>
+        <w:t>-- the text 'NULL'.</w:t>
+      </w:r>
+    </w:p>
+    <w:p>
+      <w:pPr>
+        <w:pStyle w:val="SourceCode"/>
+      </w:pPr>
+      <w:r>
+        <w:t>INSERT INTO contacts_csharp (name, email, phone)</w:t>
+      </w:r>
+    </w:p>
+    <w:p>
+      <w:pPr>
+        <w:pStyle w:val="SourceCode"/>
+      </w:pPr>
+      <w:r>
+        <w:t xml:space="preserve">    VALUES ('Ada Lovelace', 'ada@example.com', '555-0100');</w:t>
+      </w:r>
+    </w:p>
+    <w:p>
+      <w:pPr>
+        <w:pStyle w:val="SourceCode"/>
+      </w:pPr>
+      <w:r>
+        <w:t>INSERT INTO contacts_csharp (name, email, phone)</w:t>
+      </w:r>
+    </w:p>
+    <w:p>
+      <w:pPr>
+        <w:pStyle w:val="SourceCode"/>
+        <w:keepNext/>
+      </w:pPr>
+      <w:r>
+        <w:t xml:space="preserve">    VALUES ('Grace Hopper', 'grace@example.com', NULL);</w:t>
+      </w:r>
+    </w:p>
+    <w:p>
+      <w:pPr>
+        <w:pStyle w:val="SourceCode"/>
+        <w:keepNext/>
+      </w:pPr>
+      <w:r>
+        <w:t>INSERT INTO contacts_csharp (name, email, phone)</w:t>
+      </w:r>
+    </w:p>
+    <w:p>
+      <w:pPr>
+        <w:pStyle w:val="SourceCode"/>
+      </w:pPr>
+      <w:r>
+        <w:t xml:space="preserve">    VALUES ('Alan Turing', 'alan@example.com', '555-0102');</w:t>
+      </w:r>
+    </w:p>
+    <w:p>
+      <w:pPr>
+        <w:keepNext/>
+      </w:pPr>
+    </w:p>
+    <w:p>
+      <w:pPr>
+        <w:pStyle w:val="Heading3"/>
+      </w:pPr>
+      <w:r>
+        <w:t>sql/reset_contacts_go.sql</w:t>
+      </w:r>
+    </w:p>
+    <w:p>
+      <w:pPr>
+        <w:pStyle w:val="SourceCode"/>
+        <w:keepNext/>
+      </w:pPr>
+      <w:r>
+        <w:t>-- Lesson 4.6's known contacts for Go. This file resets contacts_go, the</w:t>
+      </w:r>
+    </w:p>
+    <w:p>
+      <w:pPr>
+        <w:pStyle w:val="SourceCode"/>
+        <w:keepNext/>
+      </w:pPr>
+      <w:r>
+        <w:t>-- Go programs' own contacts table: it drops the table, with any rows</w:t>
+      </w:r>
+    </w:p>
+    <w:p>
+      <w:pPr>
+        <w:pStyle w:val="SourceCode"/>
+      </w:pPr>
+      <w:r>
+        <w:t>-- earlier lessons or your own experiments left in it, and builds it again</w:t>
+      </w:r>
+    </w:p>
+    <w:p>
+      <w:pPr>
+        <w:pStyle w:val="SourceCode"/>
+      </w:pPr>
+      <w:r>
+        <w:t>-- with three known rows. Every run of the lesson's programs then reads</w:t>
+      </w:r>
+    </w:p>
+    <w:p>
+      <w:pPr>
+        <w:pStyle w:val="SourceCode"/>
+      </w:pPr>
+      <w:r>
+        <w:t>-- exactly these rows. The programs only read; they never change the</w:t>
+      </w:r>
+    </w:p>
+    <w:p>
+      <w:pPr>
+        <w:pStyle w:val="SourceCode"/>
+      </w:pPr>
+      <w:r>
+        <w:t>-- table.</w:t>
+      </w:r>
+    </w:p>
+    <w:p>
+      <w:pPr>
+        <w:pStyle w:val="SourceCode"/>
+      </w:pPr>
+    </w:p>
+    <w:p>
+      <w:pPr>
+        <w:pStyle w:val="SourceCode"/>
+      </w:pPr>
+      <w:r>
+        <w:t>-- Remove the old table and every row in it (Lesson 4.4). IF EXISTS skips</w:t>
+      </w:r>
+    </w:p>
+    <w:p>
+      <w:pPr>
+        <w:pStyle w:val="SourceCode"/>
+      </w:pPr>
+      <w:r>
+        <w:t>-- this when there is no table yet.</w:t>
+      </w:r>
+    </w:p>
+    <w:p>
+      <w:pPr>
+        <w:pStyle w:val="SourceCode"/>
+      </w:pPr>
+      <w:r>
+        <w:t>DROP TABLE IF EXISTS contacts_go;</w:t>
+      </w:r>
+    </w:p>
+    <w:p>
+      <w:pPr>
+        <w:pStyle w:val="SourceCode"/>
+      </w:pPr>
+    </w:p>
+    <w:p>
+      <w:pPr>
+        <w:pStyle w:val="SourceCode"/>
+      </w:pPr>
+      <w:r>
+        <w:t>-- Lesson 4.4's contacts_go table, exactly as it defined it.</w:t>
+      </w:r>
+    </w:p>
+    <w:p>
+      <w:pPr>
+        <w:pStyle w:val="SourceCode"/>
+      </w:pPr>
+      <w:r>
+        <w:t>CREATE TABLE contacts_go (</w:t>
+      </w:r>
+    </w:p>
+    <w:p>
+      <w:pPr>
+        <w:pStyle w:val="SourceCode"/>
+      </w:pPr>
+      <w:r>
+        <w:t xml:space="preserve">    id    INT AUTO_INCREMENT PRIMARY KEY,</w:t>
+      </w:r>
+    </w:p>
+    <w:p>
+      <w:pPr>
+        <w:pStyle w:val="SourceCode"/>
+      </w:pPr>
+      <w:r>
+        <w:t xml:space="preserve">    name  VARCHAR(100) NOT NULL,</w:t>
+      </w:r>
+    </w:p>
+    <w:p>
+      <w:pPr>
+        <w:pStyle w:val="SourceCode"/>
+      </w:pPr>
+      <w:r>
+        <w:t xml:space="preserve">    email VARCHAR(254) NOT NULL UNIQUE,</w:t>
+      </w:r>
+    </w:p>
+    <w:p>
+      <w:pPr>
+        <w:pStyle w:val="SourceCode"/>
+      </w:pPr>
+      <w:r>
+        <w:t xml:space="preserve">    phone VARCHAR(20)  NULL</w:t>
+      </w:r>
+    </w:p>
+    <w:p>
+      <w:pPr>
+        <w:pStyle w:val="SourceCode"/>
+      </w:pPr>
+      <w:r>
+        <w:t>) CHARACTER SET utf8mb4;</w:t>
+      </w:r>
+    </w:p>
+    <w:p>
+      <w:pPr>
+        <w:pStyle w:val="SourceCode"/>
+      </w:pPr>
+    </w:p>
+    <w:p>
+      <w:pPr>
+        <w:pStyle w:val="SourceCode"/>
+      </w:pPr>
+      <w:r>
+        <w:t>-- Three known contacts; the new table numbers them 1, 2, 3. Grace Hopper</w:t>
+      </w:r>
+    </w:p>
+    <w:p>
+      <w:pPr>
+        <w:pStyle w:val="SourceCode"/>
+      </w:pPr>
+      <w:r>
+        <w:t>-- has no phone, so her phone is NULL: the word NULL without quotes, not</w:t>
+      </w:r>
+    </w:p>
+    <w:p>
+      <w:pPr>
+        <w:pStyle w:val="SourceCode"/>
+      </w:pPr>
+      <w:r>
+        <w:t>-- the text 'NULL'.</w:t>
+      </w:r>
+    </w:p>
+    <w:p>
+      <w:pPr>
+        <w:pStyle w:val="SourceCode"/>
+      </w:pPr>
+      <w:r>
+        <w:t>INSERT INTO contacts_go (name, email, phone)</w:t>
+      </w:r>
+    </w:p>
+    <w:p>
+      <w:pPr>
+        <w:pStyle w:val="SourceCode"/>
+      </w:pPr>
+      <w:r>
+        <w:t xml:space="preserve">    VALUES ('Ada Lovelace', 'ada@example.com', '555-0100');</w:t>
+      </w:r>
+    </w:p>
+    <w:p>
+      <w:pPr>
+        <w:pStyle w:val="SourceCode"/>
+      </w:pPr>
+      <w:r>
+        <w:t>INSERT INTO contacts_go (name, email, phone)</w:t>
+      </w:r>
+    </w:p>
+    <w:p>
+      <w:pPr>
+        <w:pStyle w:val="SourceCode"/>
+        <w:keepNext/>
+      </w:pPr>
+      <w:r>
+        <w:t xml:space="preserve">    VALUES ('Grace Hopper', 'grace@example.com', NULL);</w:t>
+      </w:r>
+    </w:p>
+    <w:p>
+      <w:pPr>
+        <w:pStyle w:val="SourceCode"/>
+        <w:keepNext/>
+      </w:pPr>
+      <w:r>
+        <w:t>INSERT INTO contacts_go (name, email, phone)</w:t>
+      </w:r>
+    </w:p>
+    <w:p>
+      <w:pPr>
+        <w:pStyle w:val="SourceCode"/>
+      </w:pPr>
+      <w:r>
+        <w:t xml:space="preserve">    VALUES ('Alan Turing', 'alan@example.com', '555-0102');</w:t>
+      </w:r>
+    </w:p>
+    <w:p>
+      <w:pPr>
+        <w:keepNext/>
+      </w:pPr>
+    </w:p>
+    <w:p>
+      <w:pPr>
+        <w:pStyle w:val="Heading3"/>
+      </w:pPr>
+      <w:r>
+        <w:t>sql/reset_contacts_python.sql</w:t>
+      </w:r>
+    </w:p>
+    <w:p>
+      <w:pPr>
+        <w:pStyle w:val="SourceCode"/>
+        <w:keepNext/>
+      </w:pPr>
+      <w:r>
+        <w:t>-- Lesson 4.6's known contacts for Python. This file resets</w:t>
+      </w:r>
+    </w:p>
+    <w:p>
+      <w:pPr>
+        <w:pStyle w:val="SourceCode"/>
+        <w:keepNext/>
+      </w:pPr>
+      <w:r>
+        <w:t>-- contacts_python, the Python programs' own contacts table: it drops the</w:t>
+      </w:r>
+    </w:p>
+    <w:p>
+      <w:pPr>
+        <w:pStyle w:val="SourceCode"/>
+      </w:pPr>
+      <w:r>
+        <w:t>-- table, with any rows earlier lessons or your own experiments left in</w:t>
+      </w:r>
+    </w:p>
+    <w:p>
+      <w:pPr>
+        <w:pStyle w:val="SourceCode"/>
+      </w:pPr>
+      <w:r>
+        <w:t>-- it, and builds it again with three known rows. Every run of the</w:t>
+      </w:r>
+    </w:p>
+    <w:p>
+      <w:pPr>
+        <w:pStyle w:val="SourceCode"/>
+      </w:pPr>
+      <w:r>
+        <w:t>-- lesson's programs then reads exactly these rows. The programs only</w:t>
+      </w:r>
+    </w:p>
+    <w:p>
+      <w:pPr>
+        <w:pStyle w:val="SourceCode"/>
+      </w:pPr>
+      <w:r>
+        <w:t>-- read; they never change the table.</w:t>
+      </w:r>
+    </w:p>
+    <w:p>
+      <w:pPr>
+        <w:pStyle w:val="SourceCode"/>
+      </w:pPr>
+    </w:p>
+    <w:p>
+      <w:pPr>
+        <w:pStyle w:val="SourceCode"/>
+      </w:pPr>
+      <w:r>
+        <w:t>-- Remove the old table and every row in it (Lesson 4.4). IF EXISTS skips</w:t>
+      </w:r>
+    </w:p>
+    <w:p>
+      <w:pPr>
+        <w:pStyle w:val="SourceCode"/>
+      </w:pPr>
+      <w:r>
+        <w:t>-- this when there is no table yet.</w:t>
+      </w:r>
+    </w:p>
+    <w:p>
+      <w:pPr>
+        <w:pStyle w:val="SourceCode"/>
+      </w:pPr>
+      <w:r>
+        <w:t>DROP TABLE IF EXISTS contacts_python;</w:t>
+      </w:r>
+    </w:p>
+    <w:p>
+      <w:pPr>
+        <w:pStyle w:val="SourceCode"/>
+      </w:pPr>
+    </w:p>
+    <w:p>
+      <w:pPr>
+        <w:pStyle w:val="SourceCode"/>
+      </w:pPr>
+      <w:r>
+        <w:t>-- Lesson 4.4's contacts_python table, exactly as it defined it.</w:t>
+      </w:r>
+    </w:p>
+    <w:p>
+      <w:pPr>
+        <w:pStyle w:val="SourceCode"/>
+      </w:pPr>
+      <w:r>
+        <w:t>CREATE TABLE contacts_python (</w:t>
+      </w:r>
+    </w:p>
+    <w:p>
+      <w:pPr>
+        <w:pStyle w:val="SourceCode"/>
+      </w:pPr>
+      <w:r>
+        <w:t xml:space="preserve">    id    INT AUTO_INCREMENT PRIMARY KEY,</w:t>
+      </w:r>
+    </w:p>
+    <w:p>
+      <w:pPr>
+        <w:pStyle w:val="SourceCode"/>
+      </w:pPr>
+      <w:r>
+        <w:t xml:space="preserve">    name  VARCHAR(100) NOT NULL,</w:t>
+      </w:r>
+    </w:p>
+    <w:p>
+      <w:pPr>
+        <w:pStyle w:val="SourceCode"/>
+      </w:pPr>
+      <w:r>
+        <w:t xml:space="preserve">    email VARCHAR(254) NOT NULL UNIQUE,</w:t>
+      </w:r>
+    </w:p>
+    <w:p>
+      <w:pPr>
+        <w:pStyle w:val="SourceCode"/>
+      </w:pPr>
+      <w:r>
+        <w:t xml:space="preserve">    phone VARCHAR(20)  NULL</w:t>
+      </w:r>
+    </w:p>
+    <w:p>
+      <w:pPr>
+        <w:pStyle w:val="SourceCode"/>
+      </w:pPr>
+      <w:r>
+        <w:t>) CHARACTER SET utf8mb4;</w:t>
+      </w:r>
+    </w:p>
+    <w:p>
+      <w:pPr>
+        <w:pStyle w:val="SourceCode"/>
+      </w:pPr>
+    </w:p>
+    <w:p>
+      <w:pPr>
+        <w:pStyle w:val="SourceCode"/>
+      </w:pPr>
+      <w:r>
+        <w:t>-- Three known contacts; the new table numbers them 1, 2, 3. Grace Hopper</w:t>
+      </w:r>
+    </w:p>
+    <w:p>
+      <w:pPr>
+        <w:pStyle w:val="SourceCode"/>
+      </w:pPr>
+      <w:r>
+        <w:t>-- has no phone, so her phone is NULL: the word NULL without quotes, not</w:t>
+      </w:r>
+    </w:p>
+    <w:p>
+      <w:pPr>
+        <w:pStyle w:val="SourceCode"/>
+      </w:pPr>
+      <w:r>
+        <w:t>-- the text 'NULL'.</w:t>
+      </w:r>
+    </w:p>
+    <w:p>
+      <w:pPr>
+        <w:pStyle w:val="SourceCode"/>
+      </w:pPr>
+      <w:r>
+        <w:t>INSERT INTO contacts_python (name, email, phone)</w:t>
+      </w:r>
+    </w:p>
+    <w:p>
+      <w:pPr>
+        <w:pStyle w:val="SourceCode"/>
+      </w:pPr>
+      <w:r>
+        <w:t xml:space="preserve">    VALUES ('Ada Lovelace', 'ada@example.com', '555-0100');</w:t>
+      </w:r>
+    </w:p>
+    <w:p>
+      <w:pPr>
+        <w:pStyle w:val="SourceCode"/>
+      </w:pPr>
+      <w:r>
+        <w:t>INSERT INTO contacts_python (name, email, phone)</w:t>
+      </w:r>
+    </w:p>
+    <w:p>
+      <w:pPr>
+        <w:pStyle w:val="SourceCode"/>
+        <w:keepNext/>
+      </w:pPr>
+      <w:r>
+        <w:t xml:space="preserve">    VALUES ('Grace Hopper', 'grace@example.com', NULL);</w:t>
+      </w:r>
+    </w:p>
+    <w:p>
+      <w:pPr>
+        <w:pStyle w:val="SourceCode"/>
+        <w:keepNext/>
+      </w:pPr>
+      <w:r>
+        <w:t>INSERT INTO contacts_python (name, email, phone)</w:t>
+      </w:r>
+    </w:p>
+    <w:p>
+      <w:pPr>
+        <w:pStyle w:val="SourceCode"/>
+      </w:pPr>
+      <w:r>
+        <w:t xml:space="preserve">    VALUES ('Alan Turing', 'alan@example.com', '555-0102');</w:t>
+      </w:r>
+    </w:p>
+    <w:p>
+      <w:pPr>
+        <w:keepNext/>
+      </w:pPr>
+    </w:p>
+    <w:p>
+      <w:pPr>
+        <w:pStyle w:val="Heading3"/>
+      </w:pPr>
+      <w:r>
+        <w:t>sql/reset_contacts_typescript.sql</w:t>
+      </w:r>
+    </w:p>
+    <w:p>
+      <w:pPr>
+        <w:pStyle w:val="SourceCode"/>
+        <w:keepNext/>
+      </w:pPr>
+      <w:r>
+        <w:t>-- Lesson 4.6's known contacts for TypeScript. This file resets</w:t>
+      </w:r>
+    </w:p>
+    <w:p>
+      <w:pPr>
+        <w:pStyle w:val="SourceCode"/>
+        <w:keepNext/>
+      </w:pPr>
+      <w:r>
+        <w:t>-- contacts_typescript, the TypeScript programs' own contacts table: it</w:t>
+      </w:r>
+    </w:p>
+    <w:p>
+      <w:pPr>
+        <w:pStyle w:val="SourceCode"/>
       </w:pPr>
       <w:r>
         <w:t>-- drops the table, with any rows earlier lessons or your own experiments</w:t>
@@ -2035,28 +3235,28 @@
         <w:pStyle w:val="SourceCode"/>
       </w:pPr>
       <w:r>
-        <w:t>DROP TABLE IF EXISTS contacts;</w:t>
-      </w:r>
-    </w:p>
-    <w:p>
-      <w:pPr>
-        <w:pStyle w:val="SourceCode"/>
-      </w:pPr>
-    </w:p>
-    <w:p>
-      <w:pPr>
-        <w:pStyle w:val="SourceCode"/>
-      </w:pPr>
-      <w:r>
-        <w:t>-- Lesson 4.4's contacts table, exactly as it defined it.</w:t>
-      </w:r>
-    </w:p>
-    <w:p>
-      <w:pPr>
-        <w:pStyle w:val="SourceCode"/>
-      </w:pPr>
-      <w:r>
-        <w:t>CREATE TABLE contacts (</w:t>
+        <w:t>DROP TABLE IF EXISTS contacts_typescript;</w:t>
+      </w:r>
+    </w:p>
+    <w:p>
+      <w:pPr>
+        <w:pStyle w:val="SourceCode"/>
+      </w:pPr>
+    </w:p>
+    <w:p>
+      <w:pPr>
+        <w:pStyle w:val="SourceCode"/>
+      </w:pPr>
+      <w:r>
+        <w:t>-- Lesson 4.4's contacts_typescript table, exactly as it defined it.</w:t>
+      </w:r>
+    </w:p>
+    <w:p>
+      <w:pPr>
+        <w:pStyle w:val="SourceCode"/>
+      </w:pPr>
+      <w:r>
+        <w:t>CREATE TABLE contacts_typescript (</w:t>
       </w:r>
     </w:p>
     <w:p>
@@ -2133,7 +3333,7 @@
         <w:pStyle w:val="SourceCode"/>
       </w:pPr>
       <w:r>
-        <w:t>INSERT INTO contacts (name, email, phone)</w:t>
+        <w:t>INSERT INTO contacts_typescript (name, email, phone)</w:t>
       </w:r>
     </w:p>
     <w:p>
@@ -2149,7 +3349,7 @@
         <w:pStyle w:val="SourceCode"/>
       </w:pPr>
       <w:r>
-        <w:t>INSERT INTO contacts (name, email, phone)</w:t>
+        <w:t>INSERT INTO contacts_typescript (name, email, phone)</w:t>
       </w:r>
     </w:p>
     <w:p>
@@ -2167,7 +3367,7 @@
         <w:keepNext/>
       </w:pPr>
       <w:r>
-        <w:t>INSERT INTO contacts (name, email, phone)</w:t>
+        <w:t>INSERT INTO contacts_typescript (name, email, phone)</w:t>
       </w:r>
     </w:p>
     <w:p>
@@ -2185,10 +3385,10 @@
     </w:p>
     <w:p>
       <w:r>
-        <w:t>The first client command is Lesson 4.2's CREATE DATABASE IF NOT EXISTS spa_contacts, so this lesson works even if you start here. The second runs the file: source is the mysql client's own command, not SQL, and it runs every statement in a file, in order, printing nothing when they succeed. This client runs its own commands from -e only when --commands is given; without it, the server receives the word source and reports a syntax error. On Linux or macOS, &lt; sends the file to the client's input instead, whic</w:t>
-      </w:r>
-      <w:r>
-        <w:t>h does the same. Windows does not use that form: PowerShell has no &lt; for sending a file to a program, and piping the file with Get-Content can add an invisible byte-order mark that the client rejects, so on Windows the client reads the file itself with source. The third shows the table. Remember, MYSQL_PWD lasts only until the block's last line, -D names the database, and -t prints the answer as a table.</w:t>
+        <w:t>The first client command is Lesson 4.2's CREATE DATABASE IF NOT EXISTS spa_contacts, so this lesson works even if you start here. The next six run the files, one per language: source is the mysql client's own command, not SQL, and it runs every statement in a file, in order, printing nothing when they succeed. This client runs its own commands from -e only when --commands is given; without it, the server receives the word source and reports a syntax error. On Linux or macOS, &lt; sends the file to the client's</w:t>
+      </w:r>
+      <w:r>
+        <w:t xml:space="preserve"> input instead, which does the same. Windows does not use that form: PowerShell has no &lt; for sending a file to a program, and piping the file with Get-Content can add an invisible byte-order mark that the client rejects, so on Windows the client reads the file itself with source. The last shows the C programs' table, contacts_c; put your language's table in its place to see that one. Remember, MYSQL_PWD lasts only until the block's last line, -D names the database, and -t prints the answer as a table.</w:t>
       </w:r>
     </w:p>
     <w:p>
@@ -2225,7 +3425,6 @@
     <w:p>
       <w:pPr>
         <w:pStyle w:val="CommandBlock"/>
-        <w:keepNext/>
       </w:pPr>
       <w:r>
         <w:t>&amp; $mysql -u devuser -h 127.0.0.1 -P 3306 `</w:t>
@@ -2234,7 +3433,6 @@
     <w:p>
       <w:pPr>
         <w:pStyle w:val="CommandBlock"/>
-        <w:keepNext/>
       </w:pPr>
       <w:r>
         <w:t xml:space="preserve">    -e "CREATE DATABASE IF NOT EXISTS spa_contacts"</w:t>
@@ -2243,7 +3441,6 @@
     <w:p>
       <w:pPr>
         <w:pStyle w:val="CommandBlock"/>
-        <w:keepNext/>
       </w:pPr>
       <w:r>
         <w:t>&amp; $mysql -u devuser -h 127.0.0.1 -P 3306 -D spa_contacts --commands `</w:t>
@@ -2252,15 +3449,94 @@
     <w:p>
       <w:pPr>
         <w:pStyle w:val="CommandBlock"/>
-        <w:keepNext/>
-      </w:pPr>
-      <w:r>
-        <w:t xml:space="preserve">    -e "source ./sql/reset_contacts.sql"</w:t>
+      </w:pPr>
+      <w:r>
+        <w:t xml:space="preserve">    -e "source ./sql/reset_contacts_c.sql"</w:t>
       </w:r>
     </w:p>
     <w:p>
       <w:pPr>
         <w:pStyle w:val="CommandBlock"/>
+      </w:pPr>
+      <w:r>
+        <w:t>&amp; $mysql -u devuser -h 127.0.0.1 -P 3306 -D spa_contacts --commands `</w:t>
+      </w:r>
+    </w:p>
+    <w:p>
+      <w:pPr>
+        <w:pStyle w:val="CommandBlock"/>
+      </w:pPr>
+      <w:r>
+        <w:t xml:space="preserve">    -e "source ./sql/reset_contacts_cpp.sql"</w:t>
+      </w:r>
+    </w:p>
+    <w:p>
+      <w:pPr>
+        <w:pStyle w:val="CommandBlock"/>
+      </w:pPr>
+      <w:r>
+        <w:t>&amp; $mysql -u devuser -h 127.0.0.1 -P 3306 -D spa_contacts --commands `</w:t>
+      </w:r>
+    </w:p>
+    <w:p>
+      <w:pPr>
+        <w:pStyle w:val="CommandBlock"/>
+      </w:pPr>
+      <w:r>
+        <w:t xml:space="preserve">    -e "source ./sql/reset_contacts_csharp.sql"</w:t>
+      </w:r>
+    </w:p>
+    <w:p>
+      <w:pPr>
+        <w:pStyle w:val="CommandBlock"/>
+      </w:pPr>
+      <w:r>
+        <w:t>&amp; $mysql -u devuser -h 127.0.0.1 -P 3306 -D spa_contacts --commands `</w:t>
+      </w:r>
+    </w:p>
+    <w:p>
+      <w:pPr>
+        <w:pStyle w:val="CommandBlock"/>
+      </w:pPr>
+      <w:r>
+        <w:t xml:space="preserve">    -e "source ./sql/reset_contacts_go.sql"</w:t>
+      </w:r>
+    </w:p>
+    <w:p>
+      <w:pPr>
+        <w:pStyle w:val="CommandBlock"/>
+      </w:pPr>
+      <w:r>
+        <w:t>&amp; $mysql -u devuser -h 127.0.0.1 -P 3306 -D spa_contacts --commands `</w:t>
+      </w:r>
+    </w:p>
+    <w:p>
+      <w:pPr>
+        <w:pStyle w:val="CommandBlock"/>
+      </w:pPr>
+      <w:r>
+        <w:t xml:space="preserve">    -e "source ./sql/reset_contacts_python.sql"</w:t>
+      </w:r>
+    </w:p>
+    <w:p>
+      <w:pPr>
+        <w:pStyle w:val="CommandBlock"/>
+      </w:pPr>
+      <w:r>
+        <w:t>&amp; $mysql -u devuser -h 127.0.0.1 -P 3306 -D spa_contacts --commands `</w:t>
+      </w:r>
+    </w:p>
+    <w:p>
+      <w:pPr>
+        <w:pStyle w:val="CommandBlock"/>
+      </w:pPr>
+      <w:r>
+        <w:t xml:space="preserve">    -e "source ./sql/reset_contacts_typescript.sql"</w:t>
+      </w:r>
+    </w:p>
+    <w:p>
+      <w:pPr>
+        <w:pStyle w:val="CommandBlock"/>
         <w:keepNext/>
       </w:pPr>
       <w:r>
@@ -2273,7 +3549,7 @@
         <w:keepNext/>
       </w:pPr>
       <w:r>
-        <w:t xml:space="preserve">    -e "SELECT id, name, email, phone FROM contacts ORDER BY id"</w:t>
+        <w:t xml:space="preserve">    -e "SELECT id, name, email, phone FROM contacts_c ORDER BY id"</w:t>
       </w:r>
     </w:p>
     <w:p>
@@ -2318,7 +3594,6 @@
     <w:p>
       <w:pPr>
         <w:pStyle w:val="CommandBlock"/>
-        <w:keepNext/>
       </w:pPr>
       <w:r>
         <w:t xml:space="preserve">    -e "CREATE DATABASE IF NOT EXISTS spa_contacts"</w:t>
@@ -2327,15 +3602,102 @@
     <w:p>
       <w:pPr>
         <w:pStyle w:val="CommandBlock"/>
-        <w:keepNext/>
-      </w:pPr>
-      <w:r>
-        <w:t>mysql -u devuser -h 127.0.0.1 -P 3306 -D spa_contacts &lt; ./sql/reset_contacts.sql</w:t>
+      </w:pPr>
+      <w:r>
+        <w:t>mysql -u devuser -h 127.0.0.1 -P 3306 -D spa_contacts \</w:t>
       </w:r>
     </w:p>
     <w:p>
       <w:pPr>
         <w:pStyle w:val="CommandBlock"/>
+      </w:pPr>
+      <w:r>
+        <w:t xml:space="preserve">    &lt; ./sql/reset_contacts_c.sql</w:t>
+      </w:r>
+    </w:p>
+    <w:p>
+      <w:pPr>
+        <w:pStyle w:val="CommandBlock"/>
+      </w:pPr>
+      <w:r>
+        <w:t>mysql -u devuser -h 127.0.0.1 -P 3306 -D spa_contacts \</w:t>
+      </w:r>
+    </w:p>
+    <w:p>
+      <w:pPr>
+        <w:pStyle w:val="CommandBlock"/>
+      </w:pPr>
+      <w:r>
+        <w:t xml:space="preserve">    &lt; ./sql/reset_contacts_cpp.sql</w:t>
+      </w:r>
+    </w:p>
+    <w:p>
+      <w:pPr>
+        <w:pStyle w:val="CommandBlock"/>
+      </w:pPr>
+      <w:r>
+        <w:t>mysql -u devuser -h 127.0.0.1 -P 3306 -D spa_contacts \</w:t>
+      </w:r>
+    </w:p>
+    <w:p>
+      <w:pPr>
+        <w:pStyle w:val="CommandBlock"/>
+      </w:pPr>
+      <w:r>
+        <w:t xml:space="preserve">    &lt; ./sql/reset_contacts_csharp.sql</w:t>
+      </w:r>
+    </w:p>
+    <w:p>
+      <w:pPr>
+        <w:pStyle w:val="CommandBlock"/>
+      </w:pPr>
+      <w:r>
+        <w:t>mysql -u devuser -h 127.0.0.1 -P 3306 -D spa_contacts \</w:t>
+      </w:r>
+    </w:p>
+    <w:p>
+      <w:pPr>
+        <w:pStyle w:val="CommandBlock"/>
+      </w:pPr>
+      <w:r>
+        <w:t xml:space="preserve">    &lt; ./sql/reset_contacts_go.sql</w:t>
+      </w:r>
+    </w:p>
+    <w:p>
+      <w:pPr>
+        <w:pStyle w:val="CommandBlock"/>
+      </w:pPr>
+      <w:r>
+        <w:t>mysql -u devuser -h 127.0.0.1 -P 3306 -D spa_contacts \</w:t>
+      </w:r>
+    </w:p>
+    <w:p>
+      <w:pPr>
+        <w:pStyle w:val="CommandBlock"/>
+      </w:pPr>
+      <w:r>
+        <w:t xml:space="preserve">    &lt; ./sql/reset_contacts_python.sql</w:t>
+      </w:r>
+    </w:p>
+    <w:p>
+      <w:pPr>
+        <w:pStyle w:val="CommandBlock"/>
+      </w:pPr>
+      <w:r>
+        <w:t>mysql -u devuser -h 127.0.0.1 -P 3306 -D spa_contacts \</w:t>
+      </w:r>
+    </w:p>
+    <w:p>
+      <w:pPr>
+        <w:pStyle w:val="CommandBlock"/>
+      </w:pPr>
+      <w:r>
+        <w:t xml:space="preserve">    &lt; ./sql/reset_contacts_typescript.sql</w:t>
+      </w:r>
+    </w:p>
+    <w:p>
+      <w:pPr>
+        <w:pStyle w:val="CommandBlock"/>
         <w:keepNext/>
       </w:pPr>
       <w:r>
@@ -2348,7 +3710,7 @@
         <w:keepNext/>
       </w:pPr>
       <w:r>
-        <w:t xml:space="preserve">    -e "SELECT id, name, email, phone FROM contacts ORDER BY id"</w:t>
+        <w:t xml:space="preserve">    -e "SELECT id, name, email, phone FROM contacts_c ORDER BY id"</w:t>
       </w:r>
     </w:p>
     <w:p>
@@ -2369,7 +3731,7 @@
         <w:keepNext/>
       </w:pPr>
       <w:r>
-        <w:t>The first two commands print nothing. The query prints exactly this table:</w:t>
+        <w:t>The first seven commands print nothing. The query prints exactly this table; every language's table holds the same rows:</w:t>
       </w:r>
     </w:p>
     <w:p>
@@ -2525,7 +3887,7 @@
         <w:pStyle w:val="ListBullet"/>
       </w:pPr>
       <w:r>
-        <w:t>Unknown database 'spa_contacts' (error 1049), or Table 'spa_contacts.contacts' doesn't exist (error 1146): the Data Reset has not run yet. Run it.</w:t>
+        <w:t>Unknown database 'spa_contacts' (error 1049), or Table 'spa_contacts.contacts_c' doesn't exist (error 1146; each language's message names its own table): the Data Reset has not run yet. Run it.</w:t>
       </w:r>
     </w:p>
     <w:p>
@@ -2533,7 +3895,7 @@
         <w:pStyle w:val="ListBullet"/>
       </w:pPr>
       <w:r>
-        <w:t>Unknown column in 'field list' (error 1054): a column name in the SELECT is misspelled. Compare it with SELECT id, name, email, phone FROM contacts ORDER BY id.</w:t>
+        <w:t>Unknown column in 'field list' (error 1054): a column name in the SELECT is misspelled. Compare it with SELECT id, name, email, phone FROM contacts_c ORDER BY id.</w:t>
       </w:r>
     </w:p>
     <w:p>
@@ -2587,7 +3949,7 @@
         <w:t>Start with the most direct version: main reads SPA_DB_PASSWORD, connects to spa_contacts, sends the SELECT with mysql_query, fetches the rows with mysql_store_result, and in Lesson 4.1's loop maps each row into a struct Contact: atoi for the id, snprintf to copy each text, and a check of row[3] against NULL for the phone. It prints each contact, frees the result, and closes the connection. Like every Basic version in this chapter, it first checks that SPA_DB_PASSWORD is set. Like Lesson 4.3's Basic C, it al</w:t>
       </w:r>
       <w:r>
-        <w:t>so checks mysql_real_connect, because a handle that never connected would crash at mysql_fetch_row. The record, the query's new FROM and ORDER BY clauses, the NULL check, and the cleanup are new, so their comments explain every part; read them as you type.</w:t>
+        <w:t>so checks mysql_real_connect, because a handle that never connected would crash at mysql_fetch_row. The record, the query's new FROM and ORDER BY clauses, the NULL check, and the cleanup are new, so their comments explain every part; read them as you type. Remember, each language keeps its own table (Lesson 4.4): the C programs read contacts_c.</w:t>
       </w:r>
     </w:p>
     <w:p>
@@ -2974,6 +4336,22 @@
         <w:pStyle w:val="SourceCode"/>
       </w:pPr>
       <w:r>
+        <w:t xml:space="preserve">    // Remember, each language keeps its own table; C's is</w:t>
+      </w:r>
+    </w:p>
+    <w:p>
+      <w:pPr>
+        <w:pStyle w:val="SourceCode"/>
+      </w:pPr>
+      <w:r>
+        <w:t xml:space="preserve">    // contacts_c, so the programs never touch each other's rows.</w:t>
+      </w:r>
+    </w:p>
+    <w:p>
+      <w:pPr>
+        <w:pStyle w:val="SourceCode"/>
+      </w:pPr>
+      <w:r>
         <w:t xml:space="preserve">    // Remember, a query is sent with mysql_query, and mysql_store_result</w:t>
       </w:r>
     </w:p>
@@ -2998,7 +4376,7 @@
         <w:pStyle w:val="SourceCode"/>
       </w:pPr>
       <w:r>
-        <w:t xml:space="preserve">                "SELECT id, name, email, phone FROM contacts ORDER BY id");</w:t>
+        <w:t xml:space="preserve">                "SELECT id, name, email, phone FROM contacts_c ORDER BY id");</w:t>
       </w:r>
     </w:p>
     <w:p>
@@ -3748,7 +5126,15 @@
         <w:pStyle w:val="SourceCode"/>
       </w:pPr>
       <w:r>
-        <w:t>#define SELECT_CONTACTS "SELECT id, name, email, phone FROM contacts ORDER BY id"</w:t>
+        <w:t>#define SELECT_CONTACTS \</w:t>
+      </w:r>
+    </w:p>
+    <w:p>
+      <w:pPr>
+        <w:pStyle w:val="SourceCode"/>
+      </w:pPr>
+      <w:r>
+        <w:t xml:space="preserve">    "SELECT id, name, email, phone FROM contacts_c ORDER BY id"</w:t>
       </w:r>
     </w:p>
     <w:p>
@@ -4922,7 +6308,7 @@
         <w:t>Start with the most direct version: main reads SPA_DB_PASSWORD, connects, picks spa_contacts with setSchema, sends the SELECT with executeQuery, and in Lesson 4.1's while (rows-&gt;next()) loop maps each row into a Contact with getInt and getString, asking isNull(4) about the phone. It prints each contact; the std::unique_ptr objects free the ResultSet and the Statement and close the connection when main ends. Like every Basic version in this chapter, it first checks that SPA_DB_PASSWORD is set. After that, it</w:t>
       </w:r>
       <w:r>
-        <w:t xml:space="preserve"> trusts every step; the Production-Minded version checks them. The record, the query's new FROM and ORDER BY clauses, the NULL check, and the cleanup are new, so their comments explain every part; read them as you type.</w:t>
+        <w:t xml:space="preserve"> trusts every step; the Production-Minded version checks them. The record, the query's new FROM and ORDER BY clauses, the NULL check, and the cleanup are new, so their comments explain every part; read them as you type. Remember, each language keeps its own table (Lesson 4.4): the C++ programs read contacts_cpp.</w:t>
       </w:r>
     </w:p>
     <w:p>
@@ -5269,6 +6655,22 @@
         <w:pStyle w:val="SourceCode"/>
       </w:pPr>
       <w:r>
+        <w:t xml:space="preserve">    // Remember, each language keeps its own table; C++'s is</w:t>
+      </w:r>
+    </w:p>
+    <w:p>
+      <w:pPr>
+        <w:pStyle w:val="SourceCode"/>
+      </w:pPr>
+      <w:r>
+        <w:t xml:space="preserve">    // contacts_cpp, so the programs never touch each other's rows.</w:t>
+      </w:r>
+    </w:p>
+    <w:p>
+      <w:pPr>
+        <w:pStyle w:val="SourceCode"/>
+      </w:pPr>
+      <w:r>
         <w:t xml:space="preserve">    // Remember, executeQuery sends a query and returns its ResultSet.</w:t>
       </w:r>
     </w:p>
@@ -5309,7 +6711,7 @@
         <w:pStyle w:val="SourceCode"/>
       </w:pPr>
       <w:r>
-        <w:t xml:space="preserve">        "SELECT id, name, email, phone FROM contacts ORDER BY id"));</w:t>
+        <w:t xml:space="preserve">        "SELECT id, name, email, phone FROM contacts_cpp ORDER BY id"));</w:t>
       </w:r>
     </w:p>
     <w:p>
@@ -6028,7 +7430,7 @@
         <w:pStyle w:val="SourceCode"/>
       </w:pPr>
       <w:r>
-        <w:t xml:space="preserve">    "SELECT id, name, email, phone FROM contacts ORDER BY id";</w:t>
+        <w:t xml:space="preserve">    "SELECT id, name, email, phone FROM contacts_cpp ORDER BY id";</w:t>
       </w:r>
     </w:p>
     <w:p>
@@ -7134,7 +8536,7 @@
         <w:t>Start with the most direct version: Main reads SPA_DB_PASSWORD, opens a connection to spa_contacts, runs the SELECT with ExecuteReader, and in Lesson 4.1's while (reader.Read()) loop asks IsDBNull(3) about the phone and maps each row into a new Contact with GetInt32 and GetString. It prints each contact; using closes the reader, the command, and the connection when Main ends. Like every Basic version in this chapter, it first checks that SPA_DB_PASSWORD is set. After that, it trusts every step; the Producti</w:t>
       </w:r>
       <w:r>
-        <w:t>on-Minded version checks them. The record, the query's new FROM and ORDER BY clauses, the NULL check, and the cleanup are new, so their comments explain every part; read them as you type.</w:t>
+        <w:t>on-Minded version checks them. The record, the query's new FROM and ORDER BY clauses, the NULL check, and the cleanup are new, so their comments explain every part; read them as you type. Remember, each language keeps its own table (Lesson 4.4): the C# programs read contacts_csharp.</w:t>
       </w:r>
     </w:p>
     <w:p>
@@ -7606,7 +9008,23 @@
         <w:pStyle w:val="SourceCode"/>
       </w:pPr>
       <w:r>
-        <w:t xml:space="preserve">        // likes. Remember, ExecuteReader returns a reader for the rows.</w:t>
+        <w:t xml:space="preserve">        // likes. Remember, each language keeps its own table; C#'s is</w:t>
+      </w:r>
+    </w:p>
+    <w:p>
+      <w:pPr>
+        <w:pStyle w:val="SourceCode"/>
+      </w:pPr>
+      <w:r>
+        <w:t xml:space="preserve">        // contacts_csharp, so the programs never touch each other's rows.</w:t>
+      </w:r>
+    </w:p>
+    <w:p>
+      <w:pPr>
+        <w:pStyle w:val="SourceCode"/>
+      </w:pPr>
+      <w:r>
+        <w:t xml:space="preserve">        // Remember, ExecuteReader returns a reader for the rows.</w:t>
       </w:r>
     </w:p>
     <w:p>
@@ -7638,7 +9056,7 @@
         <w:pStyle w:val="SourceCode"/>
       </w:pPr>
       <w:r>
-        <w:t xml:space="preserve">            "SELECT id, name, email, phone FROM contacts ORDER BY id",</w:t>
+        <w:t xml:space="preserve">            "SELECT id, name, email, phone FROM contacts_csharp ORDER BY id",</w:t>
       </w:r>
     </w:p>
     <w:p>
@@ -8437,7 +9855,7 @@
         <w:pStyle w:val="SourceCode"/>
       </w:pPr>
       <w:r>
-        <w:t xml:space="preserve">        "SELECT id, name, email, phone FROM contacts ORDER BY id";</w:t>
+        <w:t xml:space="preserve">        "SELECT id, name, email, phone FROM contacts_csharp ORDER BY id";</w:t>
       </w:r>
     </w:p>
     <w:p>
@@ -9544,7 +10962,7 @@
         <w:t>Start with the most direct version: main reads SPA_DB_PASSWORD, opens the pool and connects with Ping, runs the SELECT with Query, and in Lesson 4.1's for rows.Next() loop scans each row straight into the fields of a Contact, the phone into its sql.NullString. It prints each contact, then closes the rows and the pool. Like every Basic version in this chapter, it first checks that SPA_DB_PASSWORD is set. It also checks sql.Open's and Ping's error values, because every later step needs the connection; after t</w:t>
       </w:r>
       <w:r>
-        <w:t>hat it trusts Query and Scan. The record, the query's new FROM and ORDER BY clauses, the NULL check, and the cleanup are new, so their comments explain every part; read them as you type.</w:t>
+        <w:t>hat it trusts Query and Scan. The record, the query's new FROM and ORDER BY clauses, the NULL check, and the cleanup are new, so their comments explain every part; read them as you type. Remember, each language keeps its own table (Lesson 4.4): the Go programs read contacts_go.</w:t>
       </w:r>
     </w:p>
     <w:p>
@@ -10014,6 +11432,22 @@
         <w:pStyle w:val="SourceCode"/>
       </w:pPr>
       <w:r>
+        <w:t xml:space="preserve">    // Remember, each language keeps its own table; Go's is</w:t>
+      </w:r>
+    </w:p>
+    <w:p>
+      <w:pPr>
+        <w:pStyle w:val="SourceCode"/>
+      </w:pPr>
+      <w:r>
+        <w:t xml:space="preserve">    // contacts_go, so the programs never touch each other's rows.</w:t>
+      </w:r>
+    </w:p>
+    <w:p>
+      <w:pPr>
+        <w:pStyle w:val="SourceCode"/>
+      </w:pPr>
+      <w:r>
         <w:t xml:space="preserve">    // Remember, Query returns *sql.Rows for any number of rows; this</w:t>
       </w:r>
     </w:p>
@@ -10038,7 +11472,7 @@
         <w:pStyle w:val="SourceCode"/>
       </w:pPr>
       <w:r>
-        <w:t xml:space="preserve">        "SELECT id, name, email, phone FROM contacts ORDER BY id")</w:t>
+        <w:t xml:space="preserve">        "SELECT id, name, email, phone FROM contacts_go ORDER BY id")</w:t>
       </w:r>
     </w:p>
     <w:p>
@@ -10705,7 +12139,15 @@
         <w:pStyle w:val="SourceCode"/>
       </w:pPr>
       <w:r>
-        <w:t>const selectContacts = "SELECT id, name, email, phone FROM contacts ORDER BY id"</w:t>
+        <w:t>const selectContacts = "SELECT id, name, email, phone " +</w:t>
+      </w:r>
+    </w:p>
+    <w:p>
+      <w:pPr>
+        <w:pStyle w:val="SourceCode"/>
+      </w:pPr>
+      <w:r>
+        <w:t xml:space="preserve">    "FROM contacts_go ORDER BY id"</w:t>
       </w:r>
     </w:p>
     <w:p>
@@ -11910,7 +13352,7 @@
         <w:t>Start with the most direct version: main reads SPA_DB_PASSWORD, connects to spa_contacts, makes a cursor, executes the SELECT, and in Lesson 4.1's for row in cursor.fetchall() loop maps each row into a new Contact. It prints each contact, then closes the cursor and the connection. Like every Basic version in this chapter, it first checks that SPA_DB_PASSWORD is set. After that, it trusts every step; the Production-Minded version checks them. The record, the query's new FROM and ORDER BY clauses, the NULL ch</w:t>
       </w:r>
       <w:r>
-        <w:t>eck, and the cleanup are new, so their comments explain every part; read them as you type.</w:t>
+        <w:t>eck, and the cleanup are new, so their comments explain every part; read them as you type. Remember, each language keeps its own table (Lesson 4.4): the Python programs read contacts_python.</w:t>
       </w:r>
     </w:p>
     <w:p>
@@ -12256,6 +13698,22 @@
         <w:pStyle w:val="SourceCode"/>
       </w:pPr>
       <w:r>
+        <w:t xml:space="preserve">    # Remember, each language keeps its own table; Python's is</w:t>
+      </w:r>
+    </w:p>
+    <w:p>
+      <w:pPr>
+        <w:pStyle w:val="SourceCode"/>
+      </w:pPr>
+      <w:r>
+        <w:t xml:space="preserve">    # contacts_python, so the programs never touch each other's rows.</w:t>
+      </w:r>
+    </w:p>
+    <w:p>
+      <w:pPr>
+        <w:pStyle w:val="SourceCode"/>
+      </w:pPr>
+      <w:r>
         <w:t xml:space="preserve">    # Remember, a cursor sends the query with execute.</w:t>
       </w:r>
     </w:p>
@@ -12272,7 +13730,15 @@
         <w:pStyle w:val="SourceCode"/>
       </w:pPr>
       <w:r>
-        <w:t xml:space="preserve">    cursor.execute("SELECT id, name, email, phone FROM contacts ORDER BY id")</w:t>
+        <w:t xml:space="preserve">    cursor.execute(</w:t>
+      </w:r>
+    </w:p>
+    <w:p>
+      <w:pPr>
+        <w:pStyle w:val="SourceCode"/>
+      </w:pPr>
+      <w:r>
+        <w:t xml:space="preserve">        "SELECT id, name, email, phone FROM contacts_python ORDER BY id")</w:t>
       </w:r>
     </w:p>
     <w:p>
@@ -12885,7 +14351,15 @@
         <w:pStyle w:val="SourceCode"/>
       </w:pPr>
       <w:r>
-        <w:t>SELECT_CONTACTS = "SELECT id, name, email, phone FROM contacts ORDER BY id"</w:t>
+        <w:t>SELECT_CONTACTS = (</w:t>
+      </w:r>
+    </w:p>
+    <w:p>
+      <w:pPr>
+        <w:pStyle w:val="SourceCode"/>
+      </w:pPr>
+      <w:r>
+        <w:t xml:space="preserve">    "SELECT id, name, email, phone FROM contacts_python ORDER BY id")</w:t>
       </w:r>
     </w:p>
     <w:p>
@@ -13803,7 +15277,7 @@
         <w:t>Start with the most direct version: main reads SPA_DB_PASSWORD, connects to spa_contacts, sends the SELECT with query, and in Lesson 4.1's for (const row of rows) loop maps each row into a new Contact by column name. It prints each contact and ends the connection. Like every Basic version in this chapter, it first checks that SPA_DB_PASSWORD is set. After that, it trusts every step; the Production-Minded version checks them. The record, the query's new FROM and ORDER BY clauses, the NULL check, and the clea</w:t>
       </w:r>
       <w:r>
-        <w:t>nup are new, so their comments explain every part; read them as you type.</w:t>
+        <w:t>nup are new, so their comments explain every part; read them as you type. Remember, each language keeps its own table (Lesson 4.4): the TypeScript programs read contacts_typescript.</w:t>
       </w:r>
     </w:p>
     <w:p>
@@ -14219,6 +15693,22 @@
         <w:pStyle w:val="SourceCode"/>
       </w:pPr>
       <w:r>
+        <w:t xml:space="preserve">    // Remember, each language keeps its own table; TypeScript's is</w:t>
+      </w:r>
+    </w:p>
+    <w:p>
+      <w:pPr>
+        <w:pStyle w:val="SourceCode"/>
+      </w:pPr>
+      <w:r>
+        <w:t xml:space="preserve">    // contacts_typescript, so the programs never touch each other's rows.</w:t>
+      </w:r>
+    </w:p>
+    <w:p>
+      <w:pPr>
+        <w:pStyle w:val="SourceCode"/>
+      </w:pPr>
+      <w:r>
         <w:t xml:space="preserve">    // Remember, query sends it, and answer[0] is the array of rows.</w:t>
       </w:r>
     </w:p>
@@ -14251,7 +15741,7 @@
         <w:pStyle w:val="SourceCode"/>
       </w:pPr>
       <w:r>
-        <w:t xml:space="preserve">        "SELECT id, name, email, phone FROM contacts ORDER BY id",</w:t>
+        <w:t xml:space="preserve">        "SELECT id, name, email, phone FROM contacts_typescript ORDER BY id",</w:t>
       </w:r>
     </w:p>
     <w:p>
@@ -14864,7 +16354,7 @@
         <w:pStyle w:val="SourceCode"/>
       </w:pPr>
       <w:r>
-        <w:t xml:space="preserve">    "SELECT id, name, email, phone FROM contacts ORDER BY id";</w:t>
+        <w:t xml:space="preserve">    "SELECT id, name, email, phone FROM contacts_typescript ORDER BY id";</w:t>
       </w:r>
     </w:p>
     <w:p>
@@ -16594,7 +18084,7 @@
         <w:keepNext/>
       </w:pPr>
       <w:r>
-        <w:t>Query: SELECT id, name, email, phone FROM contacts ORDER BY id</w:t>
+        <w:t>Tables: contacts_c, contacts_cpp, contacts_csharp, contacts_go,</w:t>
       </w:r>
     </w:p>
     <w:p>
@@ -16603,6 +18093,24 @@
         <w:keepNext/>
       </w:pPr>
       <w:r>
+        <w:t xml:space="preserve">  contacts_python, contacts_typescript; each reset by its own file</w:t>
+      </w:r>
+    </w:p>
+    <w:p>
+      <w:pPr>
+        <w:pStyle w:val="RequiredOutput"/>
+        <w:keepNext/>
+      </w:pPr>
+      <w:r>
+        <w:t>Query (C's table): SELECT id, name, email, phone FROM contacts_c ORDER BY id</w:t>
+      </w:r>
+    </w:p>
+    <w:p>
+      <w:pPr>
+        <w:pStyle w:val="RequiredOutput"/>
+        <w:keepNext/>
+      </w:pPr>
+      <w:r>
         <w:t>Row 1: Ada Lovelace, ada@example.com, 555-0100</w:t>
       </w:r>
     </w:p>
@@ -17316,7 +18824,7 @@
         <w:pStyle w:val="ListBullet"/>
       </w:pPr>
       <w:r>
-        <w:t>I can read SELECT id, name, email, phone FROM contacts ORDER BY id: the columns, the table, and the order.</w:t>
+        <w:t>I can read SELECT id, name, email, phone FROM contacts_c ORDER BY id: the columns, the table, and the order.</w:t>
       </w:r>
     </w:p>
     <w:p>
@@ -17597,31 +19105,31 @@
       </w:rPr>
     </w:lvl>
   </w:abstractNum>
-  <w:num w:numId="1" w16cid:durableId="1808619582">
+  <w:num w:numId="1" w16cid:durableId="5987201">
     <w:abstractNumId w:val="8"/>
   </w:num>
-  <w:num w:numId="2" w16cid:durableId="1498308637">
+  <w:num w:numId="2" w16cid:durableId="554128180">
     <w:abstractNumId w:val="6"/>
   </w:num>
-  <w:num w:numId="3" w16cid:durableId="637761191">
+  <w:num w:numId="3" w16cid:durableId="1671324299">
     <w:abstractNumId w:val="5"/>
   </w:num>
-  <w:num w:numId="4" w16cid:durableId="2056200332">
+  <w:num w:numId="4" w16cid:durableId="981807011">
     <w:abstractNumId w:val="4"/>
   </w:num>
-  <w:num w:numId="5" w16cid:durableId="251741852">
+  <w:num w:numId="5" w16cid:durableId="1248271649">
     <w:abstractNumId w:val="7"/>
   </w:num>
-  <w:num w:numId="6" w16cid:durableId="1733389870">
+  <w:num w:numId="6" w16cid:durableId="252519640">
     <w:abstractNumId w:val="3"/>
   </w:num>
-  <w:num w:numId="7" w16cid:durableId="242225247">
+  <w:num w:numId="7" w16cid:durableId="401873489">
     <w:abstractNumId w:val="2"/>
   </w:num>
-  <w:num w:numId="8" w16cid:durableId="1507675245">
+  <w:num w:numId="8" w16cid:durableId="1232735291">
     <w:abstractNumId w:val="1"/>
   </w:num>
-  <w:num w:numId="9" w16cid:durableId="2106921868">
+  <w:num w:numId="9" w16cid:durableId="1303119873">
     <w:abstractNumId w:val="0"/>
   </w:num>
 </w:numbering>
